--- a/docs/Первичный_анализ_продукта.docx
+++ b/docs/Первичный_анализ_продукта.docx
@@ -617,7 +617,7 @@
           <w:sz w:val="28"/>
           <w:szCs w:val="28"/>
         </w:rPr>
-        <w:t xml:space="preserve">Целью является создание системы, которая автоматически фиксирует посещаемость студентов и не допускает её подделки: учётная запись студента жёстко привязывается к его смартфону, а отметка, кот</w:t>
+        <w:t>Целью является создание системы, которая автоматически и достоверно фиксирует посещаемость студентов, исключая возможность её подделки: отметку нельзя сделать дистанционно или за другого студента. На основе достоверных данных система рассчитывает показатели по студентам, классам и периодам, выявляет студентов с риском систематических пропусков и ведёт в таблицах записи о студентах и их посещаемости. Функции CRM ограничены объёмом мини-системы (учёт студентов и их посещаемости в таблицах) без избыточных возможностей полноценных CRM-платформ.</w:t>
       </w:r>
       <w:r>
         <w:rPr>
@@ -625,7 +625,6 @@
           <w:sz w:val="28"/>
           <w:szCs w:val="28"/>
         </w:rPr>
-        <w:t xml:space="preserve">орую студент делает нажатием кнопки в приложении, передаётся по mesh-сети на телефон преподавателя, поэтому её невозможно сделать из дома или с чужого устройства. На основе достоверных данных система рассчитывает показатели по студентам, классам и периодам</w:t>
       </w:r>
       <w:r>
         <w:rPr>
@@ -633,7 +632,6 @@
           <w:sz w:val="28"/>
           <w:szCs w:val="28"/>
         </w:rPr>
-        <w:t xml:space="preserve">, выявляет студентов с риском систематических пропусков и ведёт в таблицах записи о студентах и их посещаемости. Функции CRM ограничены объёмом мини-системы (учёт студентов и их посещаемости в таблицах) без избыточных возможностей полноценных CRM-платформ.</w:t>
       </w:r>
       <w:r/>
     </w:p>
